--- a/docs/docx/EXECUTIVE_OVERVIEW.docx
+++ b/docs/docx/EXECUTIVE_OVERVIEW.docx
@@ -12,7 +12,7 @@
           <w:color w:val="1F3864"/>
           <w:sz w:val="52"/>
         </w:rPr>
-        <w:t xml:space="preserve"> HRMS Program — Executive Overview</w:t>
+        <w:t>EXECUTIVE_OVERVIEW</w:t>
       </w:r>
     </w:p>
     <w:p>
@@ -103,7 +103,7 @@
     </w:p>
     <w:p>
       <w:r>
-        <w:t>A complete, build-ready specification program for a **government/public-sector Human Resource Management</w:t>
+        <w:t>A complete, build-ready specification program for a **enterprise/public-sector Human Resource Management</w:t>
       </w:r>
     </w:p>
     <w:p>
@@ -136,7 +136,7 @@
           <w:color w:val="1F3864"/>
           <w:sz w:val="30"/>
         </w:rPr>
-        <w:t>2. The 14 modules (government codes G01–G14)</w:t>
+        <w:t>2. The 14 modules (enterprise codes PS01–PS14)</w:t>
       </w:r>
     </w:p>
     <w:tbl>
@@ -211,7 +211,7 @@
               <w:rPr>
                 <w:sz w:val="18"/>
               </w:rPr>
-              <w:t>G01</w:t>
+              <w:t>PS01</w:t>
             </w:r>
           </w:p>
         </w:tc>
@@ -252,7 +252,7 @@
               <w:rPr>
                 <w:sz w:val="18"/>
               </w:rPr>
-              <w:t>G02</w:t>
+              <w:t>PS02</w:t>
             </w:r>
           </w:p>
         </w:tc>
@@ -293,7 +293,7 @@
               <w:rPr>
                 <w:sz w:val="18"/>
               </w:rPr>
-              <w:t>G03</w:t>
+              <w:t>PS03</w:t>
             </w:r>
           </w:p>
         </w:tc>
@@ -334,7 +334,7 @@
               <w:rPr>
                 <w:sz w:val="18"/>
               </w:rPr>
-              <w:t>G04</w:t>
+              <w:t>PS04</w:t>
             </w:r>
           </w:p>
         </w:tc>
@@ -382,7 +382,7 @@
               <w:rPr>
                 <w:sz w:val="18"/>
               </w:rPr>
-              <w:t>G05</w:t>
+              <w:t>PS05</w:t>
             </w:r>
           </w:p>
         </w:tc>
@@ -430,7 +430,7 @@
               <w:rPr>
                 <w:sz w:val="18"/>
               </w:rPr>
-              <w:t>G06</w:t>
+              <w:t>PS06</w:t>
             </w:r>
           </w:p>
         </w:tc>
@@ -478,7 +478,7 @@
               <w:rPr>
                 <w:sz w:val="18"/>
               </w:rPr>
-              <w:t>G07</w:t>
+              <w:t>PS07</w:t>
             </w:r>
           </w:p>
         </w:tc>
@@ -519,7 +519,7 @@
               <w:rPr>
                 <w:sz w:val="18"/>
               </w:rPr>
-              <w:t>G08</w:t>
+              <w:t>PS08</w:t>
             </w:r>
           </w:p>
         </w:tc>
@@ -560,7 +560,7 @@
               <w:rPr>
                 <w:sz w:val="18"/>
               </w:rPr>
-              <w:t>G09</w:t>
+              <w:t>PS09</w:t>
             </w:r>
           </w:p>
         </w:tc>
@@ -608,7 +608,7 @@
               <w:rPr>
                 <w:sz w:val="18"/>
               </w:rPr>
-              <w:t>G10</w:t>
+              <w:t>PS10</w:t>
             </w:r>
           </w:p>
         </w:tc>
@@ -649,7 +649,7 @@
               <w:rPr>
                 <w:sz w:val="18"/>
               </w:rPr>
-              <w:t>G11</w:t>
+              <w:t>PS11</w:t>
             </w:r>
           </w:p>
         </w:tc>
@@ -697,7 +697,7 @@
               <w:rPr>
                 <w:sz w:val="18"/>
               </w:rPr>
-              <w:t>G12</w:t>
+              <w:t>PS12</w:t>
             </w:r>
           </w:p>
         </w:tc>
@@ -745,7 +745,7 @@
               <w:rPr>
                 <w:sz w:val="18"/>
               </w:rPr>
-              <w:t>G13</w:t>
+              <w:t>PS13</w:t>
             </w:r>
           </w:p>
         </w:tc>
@@ -786,7 +786,7 @@
               <w:rPr>
                 <w:sz w:val="18"/>
               </w:rPr>
-              <w:t>G14</w:t>
+              <w:t>PS14</w:t>
             </w:r>
           </w:p>
         </w:tc>
@@ -927,7 +927,7 @@
           <w:rFonts w:ascii="Consolas" w:hAnsi="Consolas"/>
           <w:sz w:val="20"/>
         </w:rPr>
-        <w:t>G01–G14</w:t>
+        <w:t>PS01–PS14</w:t>
       </w:r>
       <w:r>
         <w:t xml:space="preserve"> codes.</w:t>
@@ -1220,7 +1220,7 @@
               <w:rPr>
                 <w:sz w:val="18"/>
               </w:rPr>
-              <w:t>Platform build contract + gov↔PrimeSoft map</w:t>
+              <w:t>Platform build contract + enterprise↔PrimeSoft map</w:t>
             </w:r>
           </w:p>
         </w:tc>
@@ -1651,12 +1651,12 @@
     </w:p>
     <w:p>
       <w:r>
-        <w:t>From the schema dependencies: platform core → G01/G12/G13 (foundational systems of record) → G02/G03 →</w:t>
+        <w:t>From the schema dependencies: platform core → PS01/PS12/PS13 (foundational systems of record) → PS02/PS03 →</w:t>
       </w:r>
     </w:p>
     <w:p>
       <w:r>
-        <w:t>G04/G05/G06/G08/G09 → G10/G11 → G14.</w:t>
+        <w:t>PS04/PS05/PS06/PS08/PS09 → PS10/PS11 → PS14.</w:t>
       </w:r>
     </w:p>
     <w:sectPr>
@@ -1720,7 +1720,7 @@
         <w:color w:val="808080"/>
         <w:sz w:val="16"/>
       </w:rPr>
-      <w:t xml:space="preserve"> HRMS Program — Executive Overview</w:t>
+      <w:t>EXECUTIVE_OVERVIEW</w:t>
       <w:tab/>
       <w:t>Confidential</w:t>
     </w:r>
